--- a/daily-reports/2026-08-24/report.docx
+++ b/daily-reports/2026-08-24/report.docx
@@ -37,19 +37,19 @@
         <w:br/>
       </w:r>
       <w:r>
-        <w:t>这是什么：这是一个小巧的智能体技能包，专门用来生成简化、圆润、带点新拟物风格的IP吉祥物标志。简单说，就是帮你快速做出可爱又现代的品牌小图标。</w:t>
+        <w:t>这是什么：这是一个小巧的智能体技能，用于生成高度简化、圆润、带有微妙新拟物风格的IP吉祥物标志。简单来说，它就像一个帮你设计可爱吉祥物Logo的小助手。</w:t>
         <w:br/>
       </w:r>
       <w:r>
-        <w:t>能用来做什么：你可以用它来为你的品牌、产品或个人项目设计独特的IP形象标志，比如公司吉祥物、应用图标或社交媒体头像。</w:t>
+        <w:t>能用来做什么：你可以用它来快速生成品牌吉祥物或IP形象的标志设计，适合需要创意Logo的个人或小团队。</w:t>
         <w:br/>
       </w:r>
       <w:r>
-        <w:t>适用领域：品牌设计、UI设计、个人创意项目</w:t>
+        <w:t>适用领域：品牌设计、IP形象设计、创意设计</w:t>
         <w:br/>
       </w:r>
       <w:r>
-        <w:t>对新手有什么帮助：即使你不会画画或设计，也能通过这个工具获得专业感的标志，适合零基础尝试设计。</w:t>
+        <w:t>对新手有什么帮助：即使你不懂设计，也能借助它获得专业感的吉祥物Logo灵感，适合设计新手或需要快速出稿的创作者。</w:t>
         <w:br/>
       </w:r>
       <w:r>
@@ -61,28 +61,28 @@
         <w:pStyle w:val="Heading2"/>
       </w:pPr>
       <w:r>
-        <w:t>2. MengTo/threeui  ⭐ 3,041</w:t>
+        <w:t>2. MengTo/threeui  ⭐ 3,046</w:t>
       </w:r>
     </w:p>
     <w:p>
       <w:r>
-        <w:t>语言：HTML ｜ Stars：3,041 ｜ Forks：302</w:t>
+        <w:t>语言：HTML ｜ Stars：3,046 ｜ Forks：303</w:t>
         <w:br/>
       </w:r>
       <w:r>
-        <w:t>这是什么：ThreeUI是一个开源的社区组件库，里面包含了很多可以直接使用的交互组件，并且提供了完整的源代码。你可以把它想象成一个装满乐高积木的盒子，需要什么功能就拿什么模块。</w:t>
+        <w:t>这是什么：这是一个开源的ThreeUI社区目录，提供了大量带有实时交互组件的示例，以及完整的社区源代码。简单说，它是一个收集了各种3D界面组件和示例的资源库。</w:t>
         <w:br/>
       </w:r>
       <w:r>
-        <w:t>能用来做什么：你可以浏览和复制这些组件，直接用在你的网页或应用里，省去从零编写代码的麻烦。</w:t>
+        <w:t>能用来做什么：你可以浏览和下载这些3D界面组件，用于自己的网页或应用开发，快速实现炫酷的3D交互效果。</w:t>
         <w:br/>
       </w:r>
       <w:r>
-        <w:t>适用领域：网页开发、前端设计、交互原型制作</w:t>
+        <w:t>适用领域：网页开发、3D可视化、交互设计</w:t>
         <w:br/>
       </w:r>
       <w:r>
-        <w:t>对新手有什么帮助：对于新手来说，这是一个很好的学习资源，你可以查看别人是怎么写出这些组件的，同时也能直接拿来用，快速搭建自己的界面。</w:t>
+        <w:t>对新手有什么帮助：对于想学习3D网页开发的新手，这里提供了现成的代码和示例，可以直接参考学习，省去从零摸索的时间。</w:t>
         <w:br/>
       </w:r>
       <w:r>
@@ -103,19 +103,19 @@
         <w:br/>
       </w:r>
       <w:r>
-        <w:t>这是什么：这是一个为AI智能体网络设计的路由工具，它能让多个AI智能体之间智能地分配任务，知道什么时候该自己处理，什么时候该交给其他智能体。简单说，就像是一个聪明的交通警察，指挥AI之间的协作。</w:t>
+        <w:t>这是什么：这是Sprix AI项目的一部分，是一个用于AI智能体网络的路由工具，它可以根据状态在SELF、COLLABORATE、HANDOFF等模式间智能切换，协调多个AI智能体协作。简单说，它就像一个交通警察，指挥不同的AI助手如何合作。</w:t>
         <w:br/>
       </w:r>
       <w:r>
-        <w:t>能用来做什么：如果你在开发涉及多个AI智能体协作的应用，比如客服系统或自动化工作流，可以用它来管理智能体之间的沟通和任务分配。</w:t>
+        <w:t>能用来做什么：它适用于需要多个AI智能体协同工作的场景，比如复杂的自动化任务，可以自动决定哪个智能体负责哪部分。</w:t>
         <w:br/>
       </w:r>
       <w:r>
-        <w:t>适用领域：AI开发、智能体网络、自动化流程</w:t>
+        <w:t>适用领域：AI智能体、自动化流程、多智能体协作</w:t>
         <w:br/>
       </w:r>
       <w:r>
-        <w:t>对新手有什么帮助：对于想了解AI智能体如何协作的新手，这个项目展示了如何组织和管理多个AI，是学习高级AI应用的好例子。</w:t>
+        <w:t>对新手有什么帮助：对于想了解AI智能体如何协作的新手，这个项目展示了实际的路由逻辑，可以帮助你理解多智能体系统的工作原理。</w:t>
         <w:br/>
       </w:r>
       <w:r>
@@ -127,28 +127,28 @@
         <w:pStyle w:val="Heading2"/>
       </w:pPr>
       <w:r>
-        <w:t>4. vvxw/deploy-vercel  ⭐ 1,229</w:t>
+        <w:t>4. vvxw/deploy-vercel  ⭐ 1,230</w:t>
       </w:r>
     </w:p>
     <w:p>
       <w:r>
-        <w:t>语言：JavaScript ｜ Stars：1,229 ｜ Forks：259</w:t>
+        <w:t>语言：JavaScript ｜ Stars：1,230 ｜ Forks：259</w:t>
         <w:br/>
       </w:r>
       <w:r>
-        <w:t>这是什么：这是一个帮助你把项目部署到Vercel平台的小工具，它简化了部署过程，让你能快速上线网站或应用。简单说，就是帮你把代码变成大家都能访问的网站。</w:t>
+        <w:t>这是什么：这是一个简单的项目，主要功能是提供部署到Vercel的安装命令。简单说，它帮你把项目快速部署到Vercel云平台上。</w:t>
         <w:br/>
       </w:r>
       <w:r>
-        <w:t>能用来做什么：当你完成一个网页项目后，可以用它一键部署到Vercel，获得一个公网链接分享给别人。</w:t>
+        <w:t>能用来做什么：你可以用它来快速部署自己的网站或应用，只需执行安装命令即可。</w:t>
         <w:br/>
       </w:r>
       <w:r>
-        <w:t>适用领域：网页部署、项目上线、个人网站</w:t>
+        <w:t>适用领域：网站部署、云服务、DevOps</w:t>
         <w:br/>
       </w:r>
       <w:r>
-        <w:t>对新手有什么帮助：对于新手来说，这个工具能让你轻松地把自己的作品发布到网上，体验从代码到网站的完整流程。</w:t>
+        <w:t>对新手有什么帮助：对于想学习如何部署网站的新手，这个项目提供了一个简单的入口，让你了解部署的基本流程。</w:t>
         <w:br/>
       </w:r>
       <w:r>
@@ -169,11 +169,11 @@
         <w:br/>
       </w:r>
       <w:r>
-        <w:t>这是什么：这是一个为x64dbg调试器开发的插件，它让AI助手能够通过HTTP控制调试器，实现设置断点、单步执行、查看内存等操作。简单说，就是让AI能帮你调试程序。</w:t>
+        <w:t>这是什么：这是一个为x64dbg调试器开发的MCP服务器插件，它通过HTTP暴露调试器的全部功能，让你可以用任何兼容MCP的AI助手来控制调试器，比如设置断点、单步执行、读取内存等。简单说，它让你能用AI来操作调试工具。</w:t>
         <w:br/>
       </w:r>
       <w:r>
-        <w:t>能用来做什么：如果你在分析软件或调试代码，可以用它连接AI助手，让AI帮你自动执行调试任务，提高效率。</w:t>
+        <w:t>能用来做什么：它适用于软件逆向工程和调试场景，你可以通过AI助手来辅助分析程序，提高调试效率。</w:t>
         <w:br/>
       </w:r>
       <w:r>
@@ -181,7 +181,7 @@
         <w:br/>
       </w:r>
       <w:r>
-        <w:t>对新手有什么帮助：对于想学习调试的新手，这个项目展示了如何利用AI辅助调试，但需要一定的基础，适合进阶学习。</w:t>
+        <w:t>对新手有什么帮助：对于对调试感兴趣的新手，这个项目展示了如何将AI与调试工具结合，但需要一定的编程基础，适合进阶学习者。</w:t>
         <w:br/>
       </w:r>
       <w:r>
@@ -220,7 +220,7 @@
       </w:r>
       <w:r>
         <w:br/>
-        <w:t>摘要：一位自称'AI拒绝者'的员工辞去了她梦想的工作，并希望其他人也能效仿，以表达对AI技术伦理问题的担忧。这一事件凸显了AI行业内部对技术影响的反思和行动。</w:t>
+        <w:t>摘要：一位女性因拒绝使用AI而辞去梦想工作，并希望其他人效仿，引发了对AI伦理和职业选择的讨论。</w:t>
       </w:r>
     </w:p>
     <w:p>
@@ -239,7 +239,31 @@
       </w:r>
       <w:r>
         <w:br/>
-        <w:t>摘要：Andrew Ng 发布了'AI工程技能地图'，概述了构建和部署AI应用所需的关键技能，为从业者提供了系统性的学习路径，对AI教育和职业发展具有指导意义。</w:t>
+        <w:t>摘要：吴恩达发布AI工程技能图谱，指导如何构建和部署AI应用，为从业者提供了系统化的学习路径。</w:t>
+      </w:r>
+    </w:p>
+    <w:p>
+      <w:pPr>
+        <w:pStyle w:val="Heading2"/>
+      </w:pPr>
+      <w:r>
+        <w:t>量子位</w:t>
+      </w:r>
+    </w:p>
+    <w:p>
+      <w:r>
+        <w:rPr>
+          <w:b/>
+        </w:rPr>
+        <w:t>前保安杀进了AI决赛，高中生拿走25万！这AI比赛办得有点绝</w:t>
+      </w:r>
+      <w:r>
+        <w:br/>
+        <w:t>https://www.qbitai.com/2026/08/478358.html</w:t>
+      </w:r>
+      <w:r>
+        <w:br/>
+        <w:t>摘要：一场AI比赛中，前保安和高中生等非传统背景选手表现出色，赢得高额奖金，展现了AI领域的多样性和潜力。</w:t>
       </w:r>
     </w:p>
     <w:p>
@@ -263,31 +287,7 @@
       </w:r>
       <w:r>
         <w:br/>
-        <w:t>摘要：谷歌TPU之父被Anthropic连夜挖走，这一人事变动在AI芯片领域引起震动，可能影响谷歌在AI硬件方面的竞争力，也显示了Anthropic在AI基础设施上的野心。</w:t>
-      </w:r>
-    </w:p>
-    <w:p>
-      <w:pPr>
-        <w:pStyle w:val="Heading2"/>
-      </w:pPr>
-      <w:r>
-        <w:t>InfoQ 中文</w:t>
-      </w:r>
-    </w:p>
-    <w:p>
-      <w:r>
-        <w:rPr>
-          <w:b/>
-        </w:rPr>
-        <w:t>亚马逊云科技开源 Dogwood：给 AI 智能体的工具调用立规矩</w:t>
-      </w:r>
-      <w:r>
-        <w:br/>
-        <w:t>https://www.infoq.cn/article/cwj5Ikvhqu5mKH22zKsO?utm_source=rss&amp;utm_medium=article</w:t>
-      </w:r>
-      <w:r>
-        <w:br/>
-        <w:t>摘要：亚马逊云科技开源了Dogwood，旨在为AI智能体的工具调用制定规范，提升AI系统的可靠性和可维护性，对AI应用开发实践有重要参考价值。</w:t>
+        <w:t>摘要：谷歌TPU之父被Anthropic连夜挖走，这一人事变动凸显了AI人才争夺的激烈程度，以及Anthropic在AI基础设施领域的雄心。</w:t>
       </w:r>
     </w:p>
     <w:sectPr>
